--- a/examples/example_report.docx
+++ b/examples/example_report.docx
@@ -1018,14 +1018,14 @@
         <w:rPr>
           <w:b/>
         </w:rPr>
-        <w:t xml:space="preserve">: 30 days</w:t>
+        <w:t xml:space="preserve">: 30 days prior to arrival, by April 14, 2027</w:t>
       </w:r>
       <w:proofErr w:type="gramEnd"/>
       <w:r>
         <w:rPr>
           <w:b/>
         </w:rPr>
-        <w:t xml:space="preserve"> prior to arrival</w:t>
+        <w:t xml:space="preserve"/>
       </w:r>
     </w:p>
     <w:p>
@@ -1800,7 +1800,19 @@
           <w:sz w:val="18"/>
         </w:rPr>
         <w:tab/>
-        <w:t xml:space="preserve">&gt; Cut-off date for this option is 45 days prior to arrival</w:t>
+        <w:t xml:space="preserve"/>
+      </w:r>
+      <w:r>
+        <w:rPr>
+          <w:sz w:val="18"/>
+        </w:rPr>
+        <w:tab/>
+      </w:r>
+      <w:r>
+        <w:rPr>
+          <w:sz w:val="18"/>
+        </w:rPr>
+        <w:t xml:space="preserve">Cut-off date for this option is 45 days prior to arrival</w:t>
       </w:r>
     </w:p>
     <w:p>
@@ -1858,14 +1870,14 @@
         <w:rPr>
           <w:b/>
         </w:rPr>
-        <w:t xml:space="preserve">: 45 days</w:t>
+        <w:t xml:space="preserve">: 45 days prior to arrival</w:t>
       </w:r>
       <w:proofErr w:type="gramEnd"/>
       <w:r>
         <w:rPr>
           <w:b/>
         </w:rPr>
-        <w:t xml:space="preserve"> prior to arrival</w:t>
+        <w:t xml:space="preserve"/>
       </w:r>
     </w:p>
     <w:p>
@@ -2512,14 +2524,14 @@
         <w:rPr>
           <w:b/>
         </w:rPr>
-        <w:t xml:space="preserve">: 30 days</w:t>
+        <w:t xml:space="preserve">: 30 days prior to arrival</w:t>
       </w:r>
       <w:proofErr w:type="gramEnd"/>
       <w:r>
         <w:rPr>
           <w:b/>
         </w:rPr>
-        <w:t xml:space="preserve"> prior to arrival</w:t>
+        <w:t xml:space="preserve"/>
       </w:r>
     </w:p>
     <w:p>
@@ -2547,7 +2559,7 @@
           <w:color w:val="808080"/>
           <w:sz w:val="18"/>
         </w:rPr>
-        <w:t>JC Room Blocks, P.O. Box 2661, Canyon Country, CA 91386 / 818-406-2351 / Info@JCRoomBlcoks.com / www.JCRoomBlocks.com</w:t>
+        <w:t xml:space="preserve">JC Room Blocks, P.O. Box 2661, Canyon Country, CA 91386 / 818-406-2351 / Info@JCRoomBlocks.com / www.JCRoomBlocks.com</w:t>
       </w:r>
     </w:p>
     <w:sectPr>
